--- a/public/templates/servidor_publico.docx
+++ b/public/templates/servidor_publico.docx
@@ -1193,7 +1193,7 @@
           <w:sz w:val="22"/>
           <w:szCs w:val="22"/>
         </w:rPr>
-        <w:t xml:space="preserve">Inicialmente, a parte requerente informa que, em meados de julho de 2021, a parte requerente foi contatada por consultora vinculada ao banco requerido, ocasião em que lhe foi oferecida a contratação de </w:t>
+        <w:t xml:space="preserve">Inicialmente, a parte requerente informa que, em meados de ________, a parte requerente foi contatada por consultora vinculada ao banco requerido, ocasião em que lhe foi oferecida a contratação de </w:t>
       </w:r>
       <w:r>
         <w:rPr>
@@ -1221,7 +1221,7 @@
           <w:sz w:val="22"/>
           <w:szCs w:val="22"/>
         </w:rPr>
-        <w:t>R$ 1.845,00 (um mil oitocentos e quarenta e cinco reais)</w:t>
+        <w:t>R$ ________ (________)</w:t>
       </w:r>
       <w:r>
         <w:rPr>
@@ -1239,7 +1239,7 @@
           <w:sz w:val="22"/>
           <w:szCs w:val="22"/>
         </w:rPr>
-        <w:t>20 (vinte) parcelas mensais de R$ 102,50 (cento e dois reais e cinquenta centavos)</w:t>
+        <w:t>________ parcelas mensais de R$ ________ (________)</w:t>
       </w:r>
       <w:r>
         <w:rPr>
@@ -1299,7 +1299,7 @@
           <w:sz w:val="22"/>
           <w:szCs w:val="22"/>
         </w:rPr>
-        <w:t>R$ 2.050,00 (dois mil e cinquenta reais)</w:t>
+        <w:t>R$ ________ (________)</w:t>
       </w:r>
       <w:r>
         <w:rPr>
@@ -1307,7 +1307,7 @@
           <w:sz w:val="22"/>
           <w:szCs w:val="22"/>
         </w:rPr>
-        <w:t xml:space="preserve">, com início dos descontos em agosto de 2021 e término previsto para março de 2023, mediante abatimento direto em folha de pagamento da requerente. </w:t>
+        <w:t xml:space="preserve">, com início dos descontos em ________ e término previsto para março de 2023, mediante abatimento direto em folha de pagamento da requerente. </w:t>
       </w:r>
     </w:p>
     <w:p>
@@ -1403,7 +1403,7 @@
           <w:sz w:val="22"/>
           <w:szCs w:val="22"/>
         </w:rPr>
-        <w:t>55 (cinquenta e cinco) parcelas</w:t>
+        <w:t>________ parcelas</w:t>
       </w:r>
       <w:r>
         <w:rPr>
@@ -1439,7 +1439,7 @@
           <w:sz w:val="22"/>
           <w:szCs w:val="22"/>
         </w:rPr>
-        <w:t>agosto de 2021 e fevereiro de 2026</w:t>
+        <w:t>________ e fevereiro de 2026</w:t>
       </w:r>
       <w:r>
         <w:rPr>
@@ -1535,7 +1535,7 @@
           <w:sz w:val="22"/>
           <w:szCs w:val="22"/>
         </w:rPr>
-        <w:t>R$ 3.569,33 (três mil, quinehtos e sessenta e nove reais e trinta e três centavos)</w:t>
+        <w:t>R$ ________ (três mil, quinehtos e sessenta e nove reais e trinta e três centavos)</w:t>
       </w:r>
       <w:r>
         <w:rPr>
@@ -1682,7 +1682,7 @@
           <w:sz w:val="22"/>
           <w:szCs w:val="22"/>
         </w:rPr>
-        <w:t>R$ 2.050,00</w:t>
+        <w:t>R$ ________</w:t>
       </w:r>
       <w:r>
         <w:rPr>
@@ -8972,7 +8972,7 @@
           <w:color w:val="000000"/>
           <w:lang w:val="pt-BR"/>
         </w:rPr>
-        <w:t>R$ 2.050,00,</w:t>
+        <w:t>R$ ________,</w:t>
       </w:r>
       <w:r>
         <w:rPr>
@@ -9026,7 +9026,7 @@
           <w:color w:val="000000"/>
           <w:lang w:val="pt-BR"/>
         </w:rPr>
-        <w:t>R$ 3.569,33 (três mil, quinhentos e sessenta e nove reais e trinta e três centavos)</w:t>
+        <w:t>R$ ________ (três mil, quinhentos e sessenta e nove reais e trinta e três centavos)</w:t>
       </w:r>
       <w:r>
         <w:rPr>
@@ -9780,7 +9780,7 @@
           <w:color w:val="000000"/>
           <w:lang w:val="pt-BR"/>
         </w:rPr>
-        <w:t>R$ 3.569,33,</w:t>
+        <w:t>R$ ________,</w:t>
       </w:r>
       <w:r>
         <w:rPr>
@@ -10073,7 +10073,7 @@
           <w:color w:val="000000"/>
           <w:lang w:val="pt-BR" w:eastAsia="zh-CN" w:bidi="hi-IN"/>
         </w:rPr>
-        <w:t>empréstimo consignado no valor de aproximadamente R$ 1.845,00 (um mil oitocentos e quarenta e cinco reais)</w:t>
+        <w:t>empréstimo consignado no valor de aproximadamente R$ ________ (________)</w:t>
       </w:r>
       <w:r>
         <w:rPr>
@@ -10081,7 +10081,7 @@
           <w:color w:val="000000"/>
           <w:lang w:val="pt-BR" w:eastAsia="zh-CN" w:bidi="hi-IN"/>
         </w:rPr>
-        <w:t xml:space="preserve">, em meados de julho de 2021, com liberação do valor em sua conta corrente. O contrato previa o pagamento em </w:t>
+        <w:t xml:space="preserve">, em meados de ________, com liberação do valor em sua conta corrente. O contrato previa o pagamento em </w:t>
       </w:r>
       <w:r>
         <w:rPr>
@@ -10091,7 +10091,7 @@
           <w:color w:val="000000"/>
           <w:lang w:val="pt-BR" w:eastAsia="zh-CN" w:bidi="hi-IN"/>
         </w:rPr>
-        <w:t>20 (vinte) parcelas de R$ 102,50 (cento e dois reais e cinquenta centavos)</w:t>
+        <w:t>20 (vinte) parcelas de R$ ________ (cento e dois reais e cinquenta centavos)</w:t>
       </w:r>
       <w:r>
         <w:rPr>
@@ -10099,7 +10099,7 @@
           <w:color w:val="000000"/>
           <w:lang w:val="pt-BR" w:eastAsia="zh-CN" w:bidi="hi-IN"/>
         </w:rPr>
-        <w:t xml:space="preserve">, com a primeira parcela prevista para o mês de agosto de 2021 e última para o dia março de 2023. </w:t>
+        <w:t xml:space="preserve">, com a primeira parcela prevista para o mês de ________ e última para o dia março de 2023. </w:t>
       </w:r>
     </w:p>
     <w:p>
@@ -10179,7 +10179,7 @@
           <w:color w:val="000000"/>
           <w:lang w:val="pt-BR" w:eastAsia="zh-CN" w:bidi="hi-IN"/>
         </w:rPr>
-        <w:t>R$ 3.569,33 (três mil, quinhentos e sessenta e nove reais e trinta e três centavos)</w:t>
+        <w:t>R$ ________ (três mil, quinhentos e sessenta e nove reais e trinta e três centavos)</w:t>
       </w:r>
       <w:r>
         <w:rPr>
@@ -14100,7 +14100,7 @@
           <w:color w:val="000000"/>
           <w:lang w:val="pt-BR"/>
         </w:rPr>
-        <w:t>R$ 3.569,33,</w:t>
+        <w:t>R$ ________,</w:t>
       </w:r>
       <w:r>
         <w:rPr>
